--- a/Report/Perch_figures/Råneå_Mohns_rho_N.docx
+++ b/Report/Perch_figures/Råneå_Mohns_rho_N.docx
@@ -135,7 +135,7 @@
       </w:tr>
       <w:tr>
         <w:trPr>
-          <w:trHeight w:val="572" w:hRule="auto"/>
+          <w:trHeight w:val="571" w:hRule="auto"/>
         </w:trPr>
         body1
         <w:tc>
@@ -240,7 +240,7 @@
                 <w:szCs w:val="22"/>
                 <w:color w:val="000000"/>
               </w:rPr>
-              <w:t xml:space="preserve">-0.13607</w:t>
+              <w:t xml:space="preserve">-0.15212</w:t>
             </w:r>
           </w:p>
         </w:tc>
@@ -352,7 +352,7 @@
                 <w:szCs w:val="22"/>
                 <w:color w:val="000000"/>
               </w:rPr>
-              <w:t xml:space="preserve">-0.05901</w:t>
+              <w:t xml:space="preserve">-0.05607</w:t>
             </w:r>
           </w:p>
         </w:tc>
@@ -464,14 +464,14 @@
                 <w:szCs w:val="22"/>
                 <w:color w:val="000000"/>
               </w:rPr>
-              <w:t xml:space="preserve">0.01789</w:t>
+              <w:t xml:space="preserve">0.02040</w:t>
             </w:r>
           </w:p>
         </w:tc>
       </w:tr>
       <w:tr>
         <w:trPr>
-          <w:trHeight w:val="572" w:hRule="auto"/>
+          <w:trHeight w:val="571" w:hRule="auto"/>
         </w:trPr>
         body4
         <w:tc>
@@ -576,7 +576,7 @@
                 <w:szCs w:val="22"/>
                 <w:color w:val="000000"/>
               </w:rPr>
-              <w:t xml:space="preserve">0.01352</w:t>
+              <w:t xml:space="preserve">0.00767</w:t>
             </w:r>
           </w:p>
         </w:tc>
@@ -688,14 +688,14 @@
                 <w:szCs w:val="22"/>
                 <w:color w:val="000000"/>
               </w:rPr>
-              <w:t xml:space="preserve">0.00661</w:t>
+              <w:t xml:space="preserve">-0.00424</w:t>
             </w:r>
           </w:p>
         </w:tc>
       </w:tr>
       <w:tr>
         <w:trPr>
-          <w:trHeight w:val="571" w:hRule="auto"/>
+          <w:trHeight w:val="572" w:hRule="auto"/>
         </w:trPr>
         body6
         <w:tc>
@@ -800,7 +800,7 @@
                 <w:szCs w:val="22"/>
                 <w:color w:val="000000"/>
               </w:rPr>
-              <w:t xml:space="preserve">-0.00711</w:t>
+              <w:t xml:space="preserve">-0.01139</w:t>
             </w:r>
           </w:p>
         </w:tc>
@@ -912,7 +912,7 @@
                 <w:szCs w:val="22"/>
                 <w:color w:val="000000"/>
               </w:rPr>
-              <w:t xml:space="preserve">-0.01832</w:t>
+              <w:t xml:space="preserve">-0.01988</w:t>
             </w:r>
           </w:p>
         </w:tc>
